--- a/tests/fixtures/docx/native-lists.docx
+++ b/tests/fixtures/docx/native-lists.docx
@@ -170,6 +170,15 @@
       <w:startOverride w:val="5"/>
     </w:lvlOverride>
   </w:num>
+  <w:num w:numId="44">
+    <w:abstractNumId w:val="10"/>
+  </w:num>
+  <w:num w:numId="45">
+    <w:abstractNumId w:val="10"/>
+  </w:num>
+  <w:num w:numId="46">
+    <w:abstractNumId w:val="10"/>
+  </w:num>
 </w:numbering>
 </file>
 
